--- a/yunqi-2026-pai-forum/docs/07-广告系统的智能演进-小米广告算法走向LLM4Rec的实践与思考-吴睿泽.docx
+++ b/yunqi-2026-pai-forum/docs/07-广告系统的智能演进-小米广告算法走向LLM4Rec的实践与思考-吴睿泽.docx
@@ -130,7 +130,7 @@
           <w:b w:val="0"/>
           <w:sz w:val="22"/>
         </w:rPr>
-        <w:t>小米应用商店广告在2026 Q1–Q3以底座升级驱动业务：可规模、可序列、可实时。</w:t>
+        <w:t>2026Q1–Q3小米应用商店广告：ARPU提升&gt;8%、GAUC提升&gt;2%；稠密参数提升约10倍并超过1B。</w:t>
       </w:r>
     </w:p>
     <w:p>
@@ -144,7 +144,7 @@
           <w:b w:val="0"/>
           <w:sz w:val="22"/>
         </w:rPr>
-        <w:t>阶段一Q1：训推框架全面切换Torch；阶段二Q1–Q2：端到端长序列建模；阶段三Q1–Q2：流式在线学习；阶段四Q3–Q4：推荐Scaling Law·生成式（实验中，Next Stop LLM4Rec）。</w:t>
+        <w:t>Q1：训推框架全面切Torch，TokenMixer交互升级，支撑超2亿动态Embedding。</w:t>
       </w:r>
     </w:p>
     <w:p>
@@ -158,7 +158,21 @@
           <w:b w:val="0"/>
           <w:sz w:val="22"/>
         </w:rPr>
-        <w:t>Dense参数规模提升约10倍并突破1B，为后续生成式与LLM4Rec打底。</w:t>
+        <w:t>Q1–Q2：端到端长序列（ETA/SCTA/MixFormer多版本），2K序列建模；流式在线学习（Kafka流式训练+增量更新）。</w:t>
+      </w:r>
+    </w:p>
+    <w:p>
+      <w:pPr>
+        <w:pStyle w:val="ListBullet"/>
+        <w:spacing w:after="60"/>
+      </w:pPr>
+      <w:r>
+        <w:rPr>
+          <w:rFonts w:ascii="微软雅黑" w:hAnsi="微软雅黑" w:eastAsia="微软雅黑"/>
+          <w:b w:val="0"/>
+          <w:sz w:val="22"/>
+        </w:rPr>
+        <w:t>Q3–Q4方向：推荐Scaling Law与生成式（HSTU全量落地、多模预训练表征、LLM4Rec工程底座预研）。</w:t>
       </w:r>
     </w:p>
     <w:p>
@@ -213,7 +227,49 @@
           <w:b w:val="0"/>
           <w:sz w:val="22"/>
         </w:rPr>
-        <w:t>Dense参数规模提升约10×，超过1B</w:t>
+        <w:t>稠密参数提升约10×，超过1B</w:t>
+      </w:r>
+    </w:p>
+    <w:p>
+      <w:pPr>
+        <w:pStyle w:val="ListBullet"/>
+        <w:spacing w:after="60"/>
+      </w:pPr>
+      <w:r>
+        <w:rPr>
+          <w:rFonts w:ascii="微软雅黑" w:hAnsi="微软雅黑" w:eastAsia="微软雅黑"/>
+          <w:b w:val="0"/>
+          <w:sz w:val="22"/>
+        </w:rPr>
+        <w:t>训推切换Torch：训练迭代效率提升约8–10×；ARPU +2%、GAUC +0.5pt</w:t>
+      </w:r>
+    </w:p>
+    <w:p>
+      <w:pPr>
+        <w:pStyle w:val="ListBullet"/>
+        <w:spacing w:after="60"/>
+      </w:pPr>
+      <w:r>
+        <w:rPr>
+          <w:rFonts w:ascii="微软雅黑" w:hAnsi="微软雅黑" w:eastAsia="微软雅黑"/>
+          <w:b w:val="0"/>
+          <w:sz w:val="22"/>
+        </w:rPr>
+        <w:t>长序列：ARPU +4%、GAUC +1.5pt；推理加速约4×，显存节省约58%</w:t>
+      </w:r>
+    </w:p>
+    <w:p>
+      <w:pPr>
+        <w:pStyle w:val="ListBullet"/>
+        <w:spacing w:after="60"/>
+      </w:pPr>
+      <w:r>
+        <w:rPr>
+          <w:rFonts w:ascii="微软雅黑" w:hAnsi="微软雅黑" w:eastAsia="微软雅黑"/>
+          <w:b w:val="0"/>
+          <w:sz w:val="22"/>
+        </w:rPr>
+        <w:t>在线学习：ARPU +2%、CTR +1.8%；数据时延3小时→20分钟，更新频率1小时→约2分钟</w:t>
       </w:r>
     </w:p>
     <w:p>
@@ -292,7 +348,7 @@
           <w:b w:val="0"/>
           <w:sz w:val="22"/>
         </w:rPr>
-        <w:t>短期调模收益容易见顶；友商应把框架迁移、长序列与在线学习作为与业务目标绑定的底座里程碑，而不是算法旁支。</w:t>
+        <w:t>大盘增益叙事应绑定「底座能力跃迁」而不是结构刷榜；先证明Torch化、长序列、分钟级在线学习，再谈生成式推荐。</w:t>
       </w:r>
     </w:p>
     <w:p>
@@ -332,7 +388,7 @@
           <w:b w:val="0"/>
           <w:sz w:val="22"/>
         </w:rPr>
-        <w:t>Q1痛点「模型想做大，显存先到顶」：Torch赋能表征规模化，GPU原生稀疏计算，支持约20亿动态Embedding。</w:t>
+        <w:t>小米应用商店诉求：要的是底座级升级，而不是又一次常规调模。</w:t>
       </w:r>
     </w:p>
     <w:p>
@@ -346,7 +402,7 @@
           <w:b w:val="0"/>
           <w:sz w:val="22"/>
         </w:rPr>
-        <w:t>Q2痛点「序列想做长，推理超成本」：PAI助力长序列计算加速，多级Item KV Cache、INT8量化。</w:t>
+        <w:t>表征规模化：Torch赋能GPU原生稀疏计算，支撑约2亿动态Embedding。</w:t>
       </w:r>
     </w:p>
     <w:p>
@@ -360,7 +416,7 @@
           <w:b w:val="0"/>
           <w:sz w:val="22"/>
         </w:rPr>
-        <w:t>Q3痛点「业务变化快，模型更新慢」：TorchEasyRec Online Learning，Kafka流式训练与增量热更新。</w:t>
+        <w:t>长序列加速：PAI辅助多级Item KV Cache与INT8量化。</w:t>
       </w:r>
     </w:p>
     <w:p>
@@ -374,7 +430,7 @@
           <w:b w:val="0"/>
           <w:sz w:val="22"/>
         </w:rPr>
-        <w:t>架构：离线PAI-TorchEasyRec（Dense: SCTA/MixFormer最大2K+FlashAttention；Sparse: 无冲突Hash动态Emb）经增量推送对接在线PAI-Rec/EAS与FeatureStore，服务小米广告引擎与精排。</w:t>
+        <w:t>在线学习：TorchEasyRec；离线PAI-TorchEasyRec（Dense: SCTA/MixFormer+FlashAttention，最大2K；Sparse: Dynamic Embedding）与在线PAI-Rec/EAS（Dense双缓冲约3分钟更新，Sparse HBM/UVM/Remote秒级更新）+ FeatureStore。</w:t>
       </w:r>
     </w:p>
     <w:p>
@@ -429,7 +485,7 @@
           <w:b w:val="0"/>
           <w:sz w:val="22"/>
         </w:rPr>
-        <w:t>数据时延 3小时→20分钟；更新频率 1小时→分钟级</w:t>
+        <w:t>数据时延：3小时 → 20分钟</w:t>
       </w:r>
     </w:p>
     <w:p>
@@ -443,7 +499,7 @@
           <w:b w:val="0"/>
           <w:sz w:val="22"/>
         </w:rPr>
-        <w:t>Dense参数约3分钟双缓冲更新；Sparse秒级多级存储更新</w:t>
+        <w:t>模型更新：1小时 → 分钟级</w:t>
       </w:r>
     </w:p>
     <w:p>
@@ -522,7 +578,7 @@
           <w:b w:val="0"/>
           <w:sz w:val="22"/>
         </w:rPr>
-        <w:t>推荐上云价值在「训推一体底座」：动态Emb、序列KV Cache与在线学习要和在线FeatureStore/EAS同设计，否则大模型推不上线。</w:t>
+        <w:t>推荐底座三问对标：显存能不能撑大规模稀疏、序列能不能做到2K端到端、更新能不能到分钟级；答案都应落在训推一体工程，而非单点模型结构。</w:t>
       </w:r>
     </w:p>
     <w:p>
@@ -562,7 +618,7 @@
           <w:b w:val="0"/>
           <w:sz w:val="22"/>
         </w:rPr>
-        <w:t>01 Scaling Law落地：非序列化堆参已到顶，方向是多源长序列Scaling Up（更多数据源、更长序列、更高效Attention）。</w:t>
+        <w:t>Scaling Law落地：非序列化扩参触顶；用多源长序列Scaling Up（更多数据源、更长序列、更高效Attention）作为稳定拉动业务的迭代主线。</w:t>
       </w:r>
     </w:p>
     <w:p>
@@ -576,7 +632,7 @@
           <w:b w:val="0"/>
           <w:sz w:val="22"/>
         </w:rPr>
-        <w:t>02 超长序列训推：DLRM继续放大边际成本高，转向生成式框架Ultra-HSTU，联合建模超长用户历史、上下文与候选。</w:t>
+        <w:t>超长序列训推：继续硬扩DLRM边际成本高；改用生成式框架Ultra-HSTU，联合建模超长用户历史、上下文与候选。</w:t>
       </w:r>
     </w:p>
     <w:p>
@@ -590,7 +646,7 @@
           <w:b w:val="0"/>
           <w:sz w:val="22"/>
         </w:rPr>
-        <w:t>03 多模表征理解：广告ID多、投放周期短、冷启动样本少，用语义ID + 生成式召回，多模大模型内容编码直接生成候选。</w:t>
+        <w:t>多模表征理解：广告ID海量、投放周期短、冷启样本少；用语义ID + 生成式召回，多模大模型内容编码直接生成候选。</w:t>
       </w:r>
     </w:p>
     <w:p>
@@ -604,7 +660,7 @@
           <w:b w:val="0"/>
           <w:sz w:val="22"/>
         </w:rPr>
-        <w:t>共建底座能力：PAI-Rec、Dynamic Embedding、流式训练、多模表征、语义ID、HSTU类序列模型、生成式召回、FeatureStore、PAI-EAS统一服务治理。</w:t>
+        <w:t>共建底座：PAI-Rec能力体系、Dynamic Embedding、流式训练、多模表征、语义ID、HSTU类序列模型、生成式召回、FeatureStore、PAI-EAS统一服务治理。</w:t>
       </w:r>
     </w:p>
     <w:p>
@@ -683,7 +739,7 @@
           <w:b w:val="0"/>
           <w:sz w:val="22"/>
         </w:rPr>
-        <w:t>LLM4Rec不是把LLM硬塞进CTR；应拆成Scaling路径、生成式序列框架与语义召回三条可独立验证的产品线，并绑定冷启动/长尾覆盖指标。</w:t>
+        <w:t>LLM4Rec不是换一个更大CTR模型，而是同时升级样本组织、生成式框架与语义ID召回；冷启与长尾广告覆盖应成为验收指标。</w:t>
       </w:r>
     </w:p>
     <w:p>
@@ -723,7 +779,7 @@
           <w:b w:val="0"/>
           <w:sz w:val="22"/>
         </w:rPr>
-        <w:t>SessionWise序列共享（M-FALCON）：会话内行为序列共享，降低重复计算。</w:t>
+        <w:t>SessionWise序列共享（M-FALCON）：跨任务共享Session序列前缀，降低重复计算。</w:t>
       </w:r>
     </w:p>
     <w:p>
@@ -737,7 +793,7 @@
           <w:b w:val="0"/>
           <w:sz w:val="22"/>
         </w:rPr>
-        <w:t>定制化变长Attention算子：避免标准padding浪费，提升MFU。</w:t>
+        <w:t>定制化变长Attention Op：面向变长行为序列的高效Attention内核。</w:t>
       </w:r>
     </w:p>
     <w:p>
@@ -751,7 +807,7 @@
           <w:b w:val="0"/>
           <w:sz w:val="22"/>
         </w:rPr>
-        <w:t>DynamicBatch均衡：按变长样本在GPU间均衡大/小batch，减少空洞。</w:t>
+        <w:t>DynamicBatch均衡：按负载在GPU间动态均衡变长Batch。</w:t>
       </w:r>
     </w:p>
     <w:p>
@@ -806,7 +862,7 @@
           <w:b w:val="0"/>
           <w:sz w:val="22"/>
         </w:rPr>
-        <w:t>DynamicBatch训练速度提升约5%–15%</w:t>
+        <w:t>DynamicBatch：训练速度提升约5%–15%</w:t>
       </w:r>
     </w:p>
     <w:p>
@@ -885,7 +941,7 @@
           <w:b w:val="0"/>
           <w:sz w:val="22"/>
         </w:rPr>
-        <w:t>生成式推荐的瓶颈在算子与batch调度；通用LLM训推栈不够，需要Session共享、变长Attention与动态batch等定制内核。</w:t>
+        <w:t>十万级序列落地的关键是共享前缀与变长算子，而不是单纯加卡；MFU与推理成本应作为生成式排序的硬指标。</w:t>
       </w:r>
     </w:p>
     <w:p>
@@ -925,7 +981,7 @@
           <w:b w:val="0"/>
           <w:sz w:val="22"/>
         </w:rPr>
-        <w:t>Paged Beam KVCache：Beam Page Table映射到Paged KV Pool，共享前缀与私有decode块分离。</w:t>
+        <w:t>Paged Beam KVCache：Beam Page Table + Paged KV Pool，区分Shared Prefix与Private Decode。</w:t>
       </w:r>
     </w:p>
     <w:p>
@@ -939,7 +995,7 @@
           <w:b w:val="0"/>
           <w:sz w:val="22"/>
         </w:rPr>
-        <w:t>Beam Attention：共享前缀Attention与私有后缀Attention拆分并行。</w:t>
+        <w:t>Beam Attention：共享前缀Attention与私有后缀Attention拆分计算。</w:t>
       </w:r>
     </w:p>
     <w:p>
@@ -953,7 +1009,7 @@
           <w:b w:val="0"/>
           <w:sz w:val="22"/>
         </w:rPr>
-        <w:t>GPU约束解码：GPU Native CSR Trie支持带约束的并行搜索，保证生成落在合法候选空间。</w:t>
+        <w:t>GPU前缀树约束解码：GPU Native CSR Trie分段并行搜索，加速ID层级约束解码。</w:t>
       </w:r>
     </w:p>
     <w:p>
@@ -1008,7 +1064,7 @@
           <w:b w:val="0"/>
           <w:sz w:val="22"/>
         </w:rPr>
-        <w:t>约束解码性能提升约4–6×</w:t>
+        <w:t>GPU前缀树约束解码性能提升约4–6×</w:t>
       </w:r>
     </w:p>
     <w:p>
@@ -1087,7 +1143,7 @@
           <w:b w:val="0"/>
           <w:sz w:val="22"/>
         </w:rPr>
-        <w:t>生成式召回要同时解决吞吐与合法性：分页KV、前缀共享Attention与GPU侧约束Trie是可复制的三件套。</w:t>
+        <w:t>生成式召回工程重点在Beam内存与约束解码；稀疏ID与语义ID编排能力决定冷启与长尾覆盖，应与排序侧同步产品化。</w:t>
       </w:r>
     </w:p>
     <w:p>
@@ -1127,7 +1183,7 @@
           <w:b w:val="0"/>
           <w:sz w:val="22"/>
         </w:rPr>
-        <w:t>演讲标题明确：广告系统的智能演进；副标题强调小米互联网广告算法走向LLM4Rec的实践与思考。</w:t>
+        <w:t>主标题：广告系统的智能演进。</w:t>
       </w:r>
     </w:p>
     <w:p>
@@ -1141,7 +1197,21 @@
           <w:b w:val="0"/>
           <w:sz w:val="22"/>
         </w:rPr>
-        <w:t>与阿里云联合共建，把「再调一次模型」升级为推荐底座能力建设。</w:t>
+        <w:t>副标题：小米互联网 · 广告算法走向LLM4Rec的实践与思考。</w:t>
+      </w:r>
+    </w:p>
+    <w:p>
+      <w:pPr>
+        <w:pStyle w:val="ListBullet"/>
+        <w:spacing w:after="60"/>
+      </w:pPr>
+      <w:r>
+        <w:rPr>
+          <w:rFonts w:ascii="微软雅黑" w:hAnsi="微软雅黑" w:eastAsia="微软雅黑"/>
+          <w:b w:val="0"/>
+          <w:sz w:val="22"/>
+        </w:rPr>
+        <w:t>演讲人：吴睿泽，小米高级算法工程师；与阿里云联合实践叙事。</w:t>
       </w:r>
     </w:p>
     <w:p>
@@ -1220,7 +1290,7 @@
           <w:b w:val="0"/>
           <w:sz w:val="22"/>
         </w:rPr>
-        <w:t>对外叙事应锚定「业务指标 + 底座能力」双线索，便于客户理解为何要做框架级投入而非一次性模型替换。</w:t>
+        <w:t>对外可用「业务结果→底座升级→LLM4Rec路线」三段叙事，把云厂商平台能力与客户算法演进绑在同一故事线。</w:t>
       </w:r>
     </w:p>
     <w:p>
@@ -1261,7 +1331,7 @@
           <w:b w:val="0"/>
           <w:sz w:val="22"/>
         </w:rPr>
-        <w:t>LLM4Rec落地需要生成式排序（UltraHSTU）与生成式召回（语义ID）两侧工程同时成熟。</w:t>
+        <w:t>LLM4Rec落地需要生成式排序（UltraHSTU）与生成式召回（语义ID/约束解码）两侧工程同时成熟。</w:t>
       </w:r>
     </w:p>
     <w:p>
